--- a/LLM_and_Enterprise_RAG_Bootcamp/Syllabus/LLM_Enterprise_RAG_Syllabus.docx
+++ b/LLM_and_Enterprise_RAG_Bootcamp/Syllabus/LLM_Enterprise_RAG_Syllabus.docx
@@ -153,7 +153,7 @@
               <w:rPr>
                 <w:sz w:val="20"/>
               </w:rPr>
-              <w:t>Saturday, June 6, 2026</w:t>
+              <w:t>Saturday, October 3, 2026</w:t>
             </w:r>
           </w:p>
         </w:tc>
@@ -455,7 +455,7 @@
               <w:rPr>
                 <w:sz w:val="20"/>
               </w:rPr>
-              <w:t>Saturday 11 AM - 1 PM PST</w:t>
+              <w:t>Saturday 11 AM - 1 PM PT</w:t>
             </w:r>
           </w:p>
         </w:tc>
@@ -485,7 +485,7 @@
               <w:rPr>
                 <w:sz w:val="20"/>
               </w:rPr>
-              <w:t>Saturday 1 - 1:30 PM PST</w:t>
+              <w:t>Saturday 1 - 1:30 PM PT</w:t>
             </w:r>
           </w:p>
         </w:tc>
@@ -515,7 +515,7 @@
               <w:rPr>
                 <w:sz w:val="20"/>
               </w:rPr>
-              <w:t>Saturday 1:30 - 4 PM PST</w:t>
+              <w:t>Saturday 1:30 - 4 PM PT</w:t>
             </w:r>
           </w:p>
         </w:tc>
@@ -545,7 +545,7 @@
               <w:rPr>
                 <w:sz w:val="20"/>
               </w:rPr>
-              <w:t>Saturday 4 - 5 PM PST</w:t>
+              <w:t>Saturday 4 - 5 PM PT</w:t>
             </w:r>
           </w:p>
         </w:tc>
@@ -575,7 +575,7 @@
               <w:rPr>
                 <w:sz w:val="20"/>
               </w:rPr>
-              <w:t>Monday 7 - 10 PM PST</w:t>
+              <w:t>Monday 7 - 10 PM PT</w:t>
             </w:r>
           </w:p>
         </w:tc>
@@ -605,7 +605,7 @@
               <w:rPr>
                 <w:sz w:val="20"/>
               </w:rPr>
-              <w:t>Wednesday 7 - 10 PM PST</w:t>
+              <w:t>Wednesday 7 - 10 PM PT</w:t>
             </w:r>
           </w:p>
         </w:tc>
@@ -635,7 +635,7 @@
               <w:rPr>
                 <w:sz w:val="20"/>
               </w:rPr>
-              <w:t>Tuesday 8:30 - 10 AM PST</w:t>
+              <w:t>Tuesday 8:30 - 10 AM PT</w:t>
             </w:r>
           </w:p>
         </w:tc>
@@ -812,7 +812,7 @@
               <w:rPr>
                 <w:sz w:val="20"/>
               </w:rPr>
-              <w:t>Take-home, peer reviewed against a rubric</w:t>
+              <w:t>Take-home, peer reviewed against a rubric. Weeks 1-11 count toward the 30%; the week 12 project is the capstone, graded separately at 25%</w:t>
             </w:r>
           </w:p>
         </w:tc>
@@ -1141,7 +1141,7 @@
           <w:color w:val="333333"/>
           <w:sz w:val="22"/>
         </w:rPr>
-        <w:t>Saturday, June 6, 2026</w:t>
+        <w:t>Saturday, October 3, 2026</w:t>
       </w:r>
     </w:p>
     <w:p>
@@ -1397,7 +1397,7 @@
           <w:color w:val="333333"/>
           <w:sz w:val="22"/>
         </w:rPr>
-        <w:t>Saturday, June 13, 2026</w:t>
+        <w:t>Saturday, October 10, 2026</w:t>
       </w:r>
     </w:p>
     <w:p>
@@ -1653,7 +1653,7 @@
           <w:color w:val="333333"/>
           <w:sz w:val="22"/>
         </w:rPr>
-        <w:t>Saturday, June 20, 2026</w:t>
+        <w:t>Saturday, October 17, 2026</w:t>
       </w:r>
     </w:p>
     <w:p>
@@ -1909,7 +1909,7 @@
           <w:color w:val="333333"/>
           <w:sz w:val="22"/>
         </w:rPr>
-        <w:t>Saturday, June 27, 2026</w:t>
+        <w:t>Saturday, October 24, 2026</w:t>
       </w:r>
     </w:p>
     <w:p>
@@ -2189,7 +2189,7 @@
           <w:color w:val="333333"/>
           <w:sz w:val="22"/>
         </w:rPr>
-        <w:t>Saturday, July 4, 2026</w:t>
+        <w:t>Saturday, October 31, 2026</w:t>
       </w:r>
     </w:p>
     <w:p>
@@ -2469,7 +2469,7 @@
           <w:color w:val="333333"/>
           <w:sz w:val="22"/>
         </w:rPr>
-        <w:t>Saturday, July 11, 2026</w:t>
+        <w:t>Saturday, November 7, 2026</w:t>
       </w:r>
     </w:p>
     <w:p>
@@ -2737,7 +2737,7 @@
           <w:color w:val="333333"/>
           <w:sz w:val="22"/>
         </w:rPr>
-        <w:t>Saturday, July 18, 2026</w:t>
+        <w:t>Saturday, November 14, 2026</w:t>
       </w:r>
     </w:p>
     <w:p>
@@ -3017,7 +3017,7 @@
           <w:color w:val="333333"/>
           <w:sz w:val="22"/>
         </w:rPr>
-        <w:t>Saturday, July 25, 2026</w:t>
+        <w:t>Saturday, November 21, 2026</w:t>
       </w:r>
     </w:p>
     <w:p>
@@ -3285,7 +3285,7 @@
           <w:color w:val="333333"/>
           <w:sz w:val="22"/>
         </w:rPr>
-        <w:t>Saturday, August 1, 2026</w:t>
+        <w:t>Saturday, November 28, 2026</w:t>
       </w:r>
     </w:p>
     <w:p>
@@ -3541,7 +3541,7 @@
           <w:color w:val="333333"/>
           <w:sz w:val="22"/>
         </w:rPr>
-        <w:t>Saturday, August 8, 2026</w:t>
+        <w:t>Saturday, December 5, 2026</w:t>
       </w:r>
     </w:p>
     <w:p>
@@ -3809,7 +3809,7 @@
           <w:color w:val="333333"/>
           <w:sz w:val="22"/>
         </w:rPr>
-        <w:t>Saturday, August 15, 2026</w:t>
+        <w:t>Saturday, December 12, 2026</w:t>
       </w:r>
     </w:p>
     <w:p>
@@ -4089,7 +4089,7 @@
           <w:color w:val="333333"/>
           <w:sz w:val="22"/>
         </w:rPr>
-        <w:t>Saturday, August 22, 2026</w:t>
+        <w:t>Saturday, December 19, 2026</w:t>
       </w:r>
     </w:p>
     <w:p>
@@ -4341,6 +4341,7 @@
       </w:pPr>
     </w:p>
     <w:sectPr>
+      <w:footerReference w:type="default" r:id="rId9"/>
       <w:pgSz w:w="12240" w:h="15840"/>
       <w:pgMar w:top="1152" w:right="1296" w:bottom="1152" w:left="1296" w:header="720" w:footer="720" w:gutter="0"/>
       <w:cols w:space="720"/>
@@ -4348,6 +4349,25 @@
     </w:sectPr>
   </w:body>
 </w:document>
+</file>
+
+<file path=word/footer1.xml><?xml version="1.0" encoding="utf-8"?>
+<w:ftr xmlns:m="http://schemas.openxmlformats.org/officeDocument/2006/math" xmlns:mc="http://schemas.openxmlformats.org/markup-compatibility/2006" xmlns:mo="http://schemas.microsoft.com/office/mac/office/2008/main" xmlns:mv="urn:schemas-microsoft-com:mac:vml" xmlns:o="urn:schemas-microsoft-com:office:office" xmlns:r="http://schemas.openxmlformats.org/officeDocument/2006/relationships" xmlns:v="urn:schemas-microsoft-com:vml" xmlns:w10="urn:schemas-microsoft-com:office:word" xmlns:w14="http://schemas.microsoft.com/office/word/2010/wordml" xmlns:w="http://schemas.openxmlformats.org/wordprocessingml/2006/main" xmlns:wne="http://schemas.microsoft.com/office/word/2006/wordml" xmlns:wp14="http://schemas.microsoft.com/office/word/2010/wordprocessingDrawing" xmlns:wp="http://schemas.openxmlformats.org/drawingml/2006/wordprocessingDrawing" xmlns:wpc="http://schemas.microsoft.com/office/word/2010/wordprocessingCanvas" xmlns:wpg="http://schemas.microsoft.com/office/word/2010/wordprocessingGroup" xmlns:wpi="http://schemas.microsoft.com/office/word/2010/wordprocessingInk" xmlns:wps="http://schemas.microsoft.com/office/word/2010/wordprocessingShape" mc:Ignorable="w14 wp14">
+  <w:p>
+    <w:pPr>
+      <w:pStyle w:val="Footer"/>
+      <w:jc w:val="center"/>
+    </w:pPr>
+    <w:r>
+      <w:rPr>
+        <w:rFonts w:ascii="Calibri" w:hAnsi="Calibri"/>
+        <w:color w:val="333333"/>
+        <w:sz w:val="18"/>
+      </w:rPr>
+      <w:t>© 2026 Proxiant Academy | info@proxiant.com | proxiant.ai/training</w:t>
+    </w:r>
+  </w:p>
+</w:ftr>
 </file>
 
 <file path=word/numbering.xml><?xml version="1.0" encoding="utf-8"?>

--- a/LLM_and_Enterprise_RAG_Bootcamp/Syllabus/LLM_Enterprise_RAG_Syllabus.docx
+++ b/LLM_and_Enterprise_RAG_Bootcamp/Syllabus/LLM_Enterprise_RAG_Syllabus.docx
@@ -988,7 +988,7 @@
               <w:rPr>
                 <w:sz w:val="20"/>
               </w:rPr>
-              <w:t>PCAP-RAG written exam</w:t>
+              <w:t>PCAIP-RAG written exam</w:t>
             </w:r>
           </w:p>
         </w:tc>
@@ -1000,7 +1000,7 @@
           <w:color w:val="333333"/>
           <w:sz w:val="22"/>
         </w:rPr>
-        <w:t>Passing grade is 70%. PCAP-RAG certificate issued on pass.</w:t>
+        <w:t>Passing grade is 70%. PCAIP-RAG certificate issued on pass.</w:t>
       </w:r>
     </w:p>
     <w:p>
